--- a/technijian/Employees/India/HR/restructuring-2026/letters/06-Rahul-Uniyal-Retrenchment.docx
+++ b/technijian/Employees/India/HR/restructuring-2026/letters/06-Rahul-Uniyal-Retrenchment.docx
@@ -598,7 +598,7 @@
           <w:sz w:val="22"/>
           <w:szCs w:val="22"/>
         </w:rPr>
-        <w:t xml:space="preserve">You are requested to utilize 20 days of your accrued Earned Leave (EL) balance during the notice period (May 11 to May 31, 2026). A pre-filled leave application is provided to you with this notice for signature. The remaining EL balance after the 20-day burn will be encashed in the full and final settlement.</w:t>
+        <w:t xml:space="preserve">Your accrued Earned Leave (EL) balance as of April 2026 payroll is 89.16 hours (approximately 11.15 working days). This balance, together with any May 2026 accrual, will be fully utilized as paid leave during the notice period (May 11 to May 31, 2026). A pre-filled leave application is provided to you with this notice for signature. Upon full utilization of your EL balance during the notice period, no separate EL encashment will be payable.</w:t>
       </w:r>
     </w:p>
     <w:p>
@@ -633,7 +633,7 @@
           <w:sz w:val="22"/>
           <w:szCs w:val="22"/>
         </w:rPr>
-        <w:t xml:space="preserve">This retrenchment is carried out in compliance with the Industrial Relations Code, 2020. The selection follows the last-in-first-out (LIFO) seniority order within the Customer Support Engineering department as required by §71. The required notification has been made to the appropriate Government authority under §70(c). The Re-skilling Fund contribution under §83 will be deposited with the Haryana state authority.</w:t>
+        <w:t xml:space="preserve">This retrenchment is carried out in compliance with the Industrial Relations Code, 2020. The selection follows the last-in-first-out (LIFO) seniority order within the Customer Support Engineering department as required by §71. The required notification under §70(c) is being filed with the appropriate Government authority concurrent with the issuance of this notice. The Company's establishment size is below the §77 prior-permission threshold; no prior Government permission is required. The Re-skilling Fund contribution under §83 will be deposited with the Haryana state authority.</w:t>
       </w:r>
     </w:p>
     <w:p>
@@ -942,7 +942,7 @@
                 <w:sz w:val="20"/>
                 <w:szCs w:val="20"/>
               </w:rPr>
-              <w:t xml:space="preserve">Earned Leave (EL) encashment (post 20-day burn)</w:t>
+              <w:t xml:space="preserve">Earned Leave (EL) encashment</w:t>
             </w:r>
           </w:p>
         </w:tc>
@@ -964,7 +964,7 @@
                 <w:sz w:val="20"/>
                 <w:szCs w:val="20"/>
               </w:rPr>
-              <w:t xml:space="preserve">Rs. 52,362</w:t>
+              <w:t xml:space="preserve">Rs. 0</w:t>
             </w:r>
           </w:p>
         </w:tc>
@@ -986,7 +986,7 @@
                 <w:sz w:val="20"/>
                 <w:szCs w:val="20"/>
               </w:rPr>
-              <w:t xml:space="preserve">69.16 remaining days x Basic Rs.19,685 / 26 (per April 2026 payslip)</w:t>
+              <w:t xml:space="preserve">Fully utilized during notice period (89.16 hrs per April 2026 payslip)</w:t>
             </w:r>
           </w:p>
         </w:tc>
@@ -1001,51 +1001,51 @@
             <w:r>
               <w:rPr>
                 <w:rFonts w:ascii="Calibri" w:cs="Calibri" w:eastAsia="Calibri" w:hAnsi="Calibri"/>
-                <w:b w:val="false"/>
-                <w:bCs w:val="false"/>
-                <w:color w:val="1A1A2E"/>
-                <w:sz w:val="20"/>
-                <w:szCs w:val="20"/>
-              </w:rPr>
-              <w:t xml:space="preserve">Re-skilling Fund deposit (IR Code §83)</w:t>
-            </w:r>
-          </w:p>
-        </w:tc>
-        <w:tc>
-          <w:p>
-            <w:pPr>
-              <w:spacing w:after="40" w:before="40"/>
-              <w:jc w:val="left"/>
-            </w:pPr>
-            <w:r>
-              <w:rPr>
-                <w:rFonts w:ascii="Calibri" w:cs="Calibri" w:eastAsia="Calibri" w:hAnsi="Calibri"/>
-                <w:b w:val="false"/>
-                <w:bCs w:val="false"/>
-                <w:color w:val="1A1A2E"/>
-                <w:sz w:val="20"/>
-                <w:szCs w:val="20"/>
-              </w:rPr>
-              <w:t xml:space="preserve">Rs. 9,843</w:t>
-            </w:r>
-          </w:p>
-        </w:tc>
-        <w:tc>
-          <w:p>
-            <w:pPr>
-              <w:spacing w:after="40" w:before="40"/>
-              <w:jc w:val="left"/>
-            </w:pPr>
-            <w:r>
-              <w:rPr>
-                <w:rFonts w:ascii="Calibri" w:cs="Calibri" w:eastAsia="Calibri" w:hAnsi="Calibri"/>
-                <w:b w:val="false"/>
-                <w:bCs w:val="false"/>
-                <w:color w:val="1A1A2E"/>
-                <w:sz w:val="20"/>
-                <w:szCs w:val="20"/>
-              </w:rPr>
-              <w:t xml:space="preserve">Paid directly to Haryana Re-skilling Fund (15 days x Basic Rs.19,685 / 30)</w:t>
+                <w:b/>
+                <w:bCs/>
+                <w:color w:val="1A1A2E"/>
+                <w:sz w:val="20"/>
+                <w:szCs w:val="20"/>
+              </w:rPr>
+              <w:t xml:space="preserve">Total Cash to Employee (payable June 1, 2026)</w:t>
+            </w:r>
+          </w:p>
+        </w:tc>
+        <w:tc>
+          <w:p>
+            <w:pPr>
+              <w:spacing w:after="40" w:before="40"/>
+              <w:jc w:val="left"/>
+            </w:pPr>
+            <w:r>
+              <w:rPr>
+                <w:rFonts w:ascii="Calibri" w:cs="Calibri" w:eastAsia="Calibri" w:hAnsi="Calibri"/>
+                <w:b/>
+                <w:bCs/>
+                <w:color w:val="1A1A2E"/>
+                <w:sz w:val="20"/>
+                <w:szCs w:val="20"/>
+              </w:rPr>
+              <w:t xml:space="preserve">Rs. 90,817</w:t>
+            </w:r>
+          </w:p>
+        </w:tc>
+        <w:tc>
+          <w:p>
+            <w:pPr>
+              <w:spacing w:after="40" w:before="40"/>
+              <w:jc w:val="left"/>
+            </w:pPr>
+            <w:r>
+              <w:rPr>
+                <w:rFonts w:ascii="Calibri" w:cs="Calibri" w:eastAsia="Calibri" w:hAnsi="Calibri"/>
+                <w:b/>
+                <w:bCs/>
+                <w:color w:val="1A1A2E"/>
+                <w:sz w:val="20"/>
+                <w:szCs w:val="20"/>
+              </w:rPr>
+              <w:t xml:space="preserve">Net amount to bank account</w:t>
             </w:r>
           </w:p>
         </w:tc>
@@ -1063,13 +1063,13 @@
             <w:r>
               <w:rPr>
                 <w:rFonts w:ascii="Calibri" w:cs="Calibri" w:eastAsia="Calibri" w:hAnsi="Calibri"/>
-                <w:b/>
-                <w:bCs/>
-                <w:color w:val="1A1A2E"/>
-                <w:sz w:val="20"/>
-                <w:szCs w:val="20"/>
-              </w:rPr>
-              <w:t xml:space="preserve">Total Cash to Employee</w:t>
+                <w:b w:val="false"/>
+                <w:bCs w:val="false"/>
+                <w:color w:val="1A1A2E"/>
+                <w:sz w:val="20"/>
+                <w:szCs w:val="20"/>
+              </w:rPr>
+              <w:t xml:space="preserve">Re-skilling Fund deposit (IR Code §83) - PAID TO STATE, NOT TO EMPLOYEE</w:t>
             </w:r>
           </w:p>
         </w:tc>
@@ -1085,13 +1085,13 @@
             <w:r>
               <w:rPr>
                 <w:rFonts w:ascii="Calibri" w:cs="Calibri" w:eastAsia="Calibri" w:hAnsi="Calibri"/>
-                <w:b/>
-                <w:bCs/>
-                <w:color w:val="1A1A2E"/>
-                <w:sz w:val="20"/>
-                <w:szCs w:val="20"/>
-              </w:rPr>
-              <w:t xml:space="preserve">Rs. 1,43,179</w:t>
+                <w:b w:val="false"/>
+                <w:bCs w:val="false"/>
+                <w:color w:val="1A1A2E"/>
+                <w:sz w:val="20"/>
+                <w:szCs w:val="20"/>
+              </w:rPr>
+              <w:t xml:space="preserve">Rs. 9,843</w:t>
             </w:r>
           </w:p>
         </w:tc>
@@ -1107,13 +1107,13 @@
             <w:r>
               <w:rPr>
                 <w:rFonts w:ascii="Calibri" w:cs="Calibri" w:eastAsia="Calibri" w:hAnsi="Calibri"/>
-                <w:b/>
-                <w:bCs/>
-                <w:color w:val="1A1A2E"/>
-                <w:sz w:val="20"/>
-                <w:szCs w:val="20"/>
-              </w:rPr>
-              <w:t xml:space="preserve">Payable June 1, 2026</w:t>
+                <w:b w:val="false"/>
+                <w:bCs w:val="false"/>
+                <w:color w:val="1A1A2E"/>
+                <w:sz w:val="20"/>
+                <w:szCs w:val="20"/>
+              </w:rPr>
+              <w:t xml:space="preserve">Company expense: paid directly to Haryana Re-skilling Fund (15 days x Basic Rs.19,685 / 30)</w:t>
             </w:r>
           </w:p>
         </w:tc>
@@ -1593,21 +1593,98 @@
     </w:p>
     <w:p>
       <w:pPr>
-        <w:spacing w:after="120" w:before="120"/>
-        <w:jc w:val="left"/>
-      </w:pPr>
-      <w:r>
-        <w:rPr>
-          <w:rFonts w:ascii="Calibri" w:cs="Calibri" w:eastAsia="Calibri" w:hAnsi="Calibri"/>
-          <w:b w:val="false"/>
-          <w:bCs w:val="false"/>
-          <w:i w:val="false"/>
-          <w:iCs w:val="false"/>
-          <w:color w:val="59595B"/>
-          <w:sz w:val="22"/>
-          <w:szCs w:val="22"/>
-        </w:rPr>
-        <w:t xml:space="preserve">Employee Signature: ___________________________    Date: _______________</w:t>
+        <w:spacing w:after="220" w:before="200"/>
+        <w:jc w:val="left"/>
+      </w:pPr>
+      <w:r>
+        <w:rPr>
+          <w:rFonts w:ascii="Calibri" w:cs="Calibri" w:eastAsia="Calibri" w:hAnsi="Calibri"/>
+          <w:b w:val="false"/>
+          <w:bCs w:val="false"/>
+          <w:i w:val="false"/>
+          <w:iCs w:val="false"/>
+          <w:color w:val="59595B"/>
+          <w:sz w:val="22"/>
+          <w:szCs w:val="22"/>
+        </w:rPr>
+        <w:t xml:space="preserve">Employee Signature:  </w:t>
+      </w:r>
+      <w:r>
+        <w:rPr>
+          <w:rFonts w:ascii="Calibri" w:cs="Calibri" w:eastAsia="Calibri" w:hAnsi="Calibri"/>
+          <w:b w:val="false"/>
+          <w:bCs w:val="false"/>
+          <w:i w:val="false"/>
+          <w:iCs w:val="false"/>
+          <w:color w:val="FFFFFF"/>
+          <w:sz w:val="20"/>
+          <w:szCs w:val="20"/>
+        </w:rPr>
+        <w:t xml:space="preserve">${signfield:1:y:Emp_Sig:____________________}</w:t>
+      </w:r>
+    </w:p>
+    <w:p>
+      <w:pPr>
+        <w:spacing w:after="220" w:before="0"/>
+        <w:jc w:val="left"/>
+      </w:pPr>
+      <w:r>
+        <w:rPr>
+          <w:rFonts w:ascii="Calibri" w:cs="Calibri" w:eastAsia="Calibri" w:hAnsi="Calibri"/>
+          <w:b w:val="false"/>
+          <w:bCs w:val="false"/>
+          <w:i w:val="false"/>
+          <w:iCs w:val="false"/>
+          <w:color w:val="59595B"/>
+          <w:sz w:val="22"/>
+          <w:szCs w:val="22"/>
+        </w:rPr>
+        <w:t xml:space="preserve">Date:  </w:t>
+      </w:r>
+      <w:r>
+        <w:rPr>
+          <w:rFonts w:ascii="Calibri" w:cs="Calibri" w:eastAsia="Calibri" w:hAnsi="Calibri"/>
+          <w:b w:val="false"/>
+          <w:bCs w:val="false"/>
+          <w:i w:val="false"/>
+          <w:iCs w:val="false"/>
+          <w:color w:val="FFFFFF"/>
+          <w:sz w:val="20"/>
+          <w:szCs w:val="20"/>
+        </w:rPr>
+        <w:t xml:space="preserve">${datefield:1:y:Date_Signed:80:18}</w:t>
+      </w:r>
+    </w:p>
+    <w:p>
+      <w:pPr>
+        <w:spacing w:after="160" w:before="0"/>
+        <w:jc w:val="left"/>
+      </w:pPr>
+      <w:r>
+        <w:rPr>
+          <w:rFonts w:ascii="Calibri" w:cs="Calibri" w:eastAsia="Calibri" w:hAnsi="Calibri"/>
+          <w:b w:val="false"/>
+          <w:bCs w:val="false"/>
+          <w:i w:val="false"/>
+          <w:iCs w:val="false"/>
+          <w:color w:val="59595B"/>
+          <w:sz w:val="22"/>
+          <w:szCs w:val="22"/>
+        </w:rPr>
+        <w:t xml:space="preserve">Print Name:  </w:t>
+      </w:r>
+      <w:r>
+        <w:rPr>
+          <w:rFonts w:ascii="Calibri" w:cs="Calibri" w:eastAsia="Calibri" w:hAnsi="Calibri"/>
+          <w:b/>
+          <w:bCs/>
+          <w:i w:val="false"/>
+          <w:iCs w:val="false"/>
+          <w:color w:val="1A1A2E"/>
+          <w:sz w:val="22"/>
+          <w:szCs w:val="22"/>
+        </w:rPr>
+        <w:t xml:space="preserve">Rahul Uniyal</w:t>
       </w:r>
     </w:p>
     <w:p>
@@ -1626,7 +1703,20 @@
           <w:sz w:val="22"/>
           <w:szCs w:val="22"/>
         </w:rPr>
-        <w:t xml:space="preserve">Print Name: ___________________________    Employee No.: _______________</w:t>
+        <w:t xml:space="preserve">Employee No.:  </w:t>
+      </w:r>
+      <w:r>
+        <w:rPr>
+          <w:rFonts w:ascii="Calibri" w:cs="Calibri" w:eastAsia="Calibri" w:hAnsi="Calibri"/>
+          <w:b/>
+          <w:bCs/>
+          <w:i w:val="false"/>
+          <w:iCs w:val="false"/>
+          <w:color w:val="1A1A2E"/>
+          <w:sz w:val="22"/>
+          <w:szCs w:val="22"/>
+        </w:rPr>
+        <w:t xml:space="preserve">TIPL-CSE-2022-06</w:t>
       </w:r>
     </w:p>
     <w:sectPr>
